--- a/Лабораторная Работа №4.docx
+++ b/Лабораторная Работа №4.docx
@@ -5517,13 +5517,6 @@
           <w:rFonts w:ascii="Times New Roman" w:hAnsi="Times New Roman" w:cs="Times New Roman"/>
         </w:rPr>
       </w:pPr>
-      <w:r>
-        <w:rPr>
-          <w:rFonts w:ascii="Times New Roman" w:hAnsi="Times New Roman" w:cs="Times New Roman"/>
-          <w14:ligatures w14:val="standardContextual"/>
-        </w:rPr>
-        <w:t xml:space="preserve">1. </w:t>
-      </w:r>
       <w:r>
         <w:rPr>
           <w:rFonts w:ascii="Times New Roman" w:hAnsi="Times New Roman" w:cs="Times New Roman"/>
@@ -7128,6 +7121,7 @@
       <w:pPr>
         <w:rPr>
           <w:rFonts w:ascii="Times New Roman" w:hAnsi="Times New Roman" w:cs="Times New Roman"/>
+          <w:lang w:val="en-US"/>
           <w14:ligatures w14:val="standardContextual"/>
         </w:rPr>
       </w:pPr>
